--- a/descargas/01_Estructura_Protocolo_Ley_Karin_2026.docx
+++ b/descargas/01_Estructura_Protocolo_Ley_Karin_2026.docx
@@ -157,7 +157,7 @@
                 <w:color w:val="475569"/>
                 <w:sz w:val="16"/>
               </w:rPr>
-              <w:t>• Cómo usarla: completa cada sección entre corchetes. Pide apoyo a tu mutualidad o al ISL para la evaluación de riesgos psicosociales.</w:t>
+              <w:t>• Cómo usarla: completa cada sección; los campos están resaltados en amarillo. Pide apoyo a tu mutualidad o al ISL para la evaluación de riesgos psicosociales.</w:t>
             </w:r>
           </w:p>
           <w:p>
@@ -176,6 +176,45 @@
         </w:tc>
       </w:tr>
     </w:tbl>
+    <w:p>
+      <w:pPr>
+        <w:spacing w:before="120" w:after="0"/>
+      </w:pPr>
+      <w:r>
+        <w:rPr>
+          <w:rFonts w:ascii="Calibri" w:hAnsi="Calibri" w:cs="Calibri"/>
+          <w:color w:val="64748B"/>
+          <w:sz w:val="14"/>
+        </w:rPr>
+        <w:t xml:space="preserve">Versión 2026.10 (octubre de 2026). Modelo de referencia basado en la normativa vigente a esa fecha; no constituye asesoría legal. Si tu caso tiene particularidades, revísalo con un abogado antes de firmar.</w:t>
+      </w:r>
+    </w:p>
+    <w:p>
+      <w:pPr>
+        <w:sectPr>
+          <w:footerReference w:type="default" r:id="rId9"/>
+          <w:pgSz w:w="12240" w:h="15840"/>
+          <w:pgMar w:top="1224" w:right="1224" w:bottom="1224" w:left="1224" w:header="720" w:footer="720" w:gutter="0"/>
+          <w:cols w:space="720"/>
+          <w:docGrid w:linePitch="360"/>
+        </w:sectPr>
+      </w:pPr>
+    </w:p>
+    <w:p>
+      <w:pPr>
+        <w:spacing w:before="0" w:after="200"/>
+        <w:jc w:val="center"/>
+      </w:pPr>
+      <w:r>
+        <w:rPr>
+          <w:rFonts w:ascii="Calibri" w:hAnsi="Calibri"/>
+          <w:b/>
+          <w:color w:val="00382E"/>
+          <w:sz w:val="26"/>
+        </w:rPr>
+        <w:t xml:space="preserve">ESTRUCTURA DEL PROTOCOLO DE PREVENCIÓN DEL ACOSO SEXUAL, LABORAL Y LA VIOLENCIA EN EL TRABAJO</w:t>
+      </w:r>
+    </w:p>
     <w:p>
       <w:pPr>
         <w:keepNext/>
@@ -201,7 +240,58 @@
           <w:color w:val="1E293B"/>
           <w:sz w:val="20"/>
         </w:rPr>
-        <w:t>Identifica a la empresa y a quiénes aplica el protocolo: trabajadores, jefaturas, personal subcontratado y terceros que interactúan con la empresa. Completa: [RAZÓN SOCIAL], RUT [RUT], domicilio [DIRECCIÓN, COMUNA].</w:t>
+        <w:t xml:space="preserve">Identifica a la empresa y a quiénes aplica el protocolo: trabajadores, jefaturas, personal subcontratado y terceros que interactúan con la empresa. Completa: </w:t>
+      </w:r>
+      <w:r>
+        <w:rPr>
+          <w:rFonts w:ascii="Calibri" w:hAnsi="Calibri"/>
+          <w:color w:val="1E293B"/>
+          <w:sz w:val="20"/>
+          <w:highlight w:val="yellow"/>
+        </w:rPr>
+        <w:t xml:space="preserve">[RAZÓN SOCIAL]</w:t>
+      </w:r>
+      <w:r>
+        <w:rPr>
+          <w:rFonts w:ascii="Calibri" w:hAnsi="Calibri"/>
+          <w:color w:val="1E293B"/>
+          <w:sz w:val="20"/>
+        </w:rPr>
+        <w:t xml:space="preserve">, RUT </w:t>
+      </w:r>
+      <w:r>
+        <w:rPr>
+          <w:rFonts w:ascii="Calibri" w:hAnsi="Calibri"/>
+          <w:color w:val="1E293B"/>
+          <w:sz w:val="20"/>
+          <w:highlight w:val="yellow"/>
+        </w:rPr>
+        <w:t xml:space="preserve">[RUT]</w:t>
+      </w:r>
+      <w:r>
+        <w:rPr>
+          <w:rFonts w:ascii="Calibri" w:hAnsi="Calibri"/>
+          <w:color w:val="1E293B"/>
+          <w:sz w:val="20"/>
+        </w:rPr>
+        <w:t xml:space="preserve">, domicilio </w:t>
+      </w:r>
+      <w:r>
+        <w:rPr>
+          <w:rFonts w:ascii="Calibri" w:hAnsi="Calibri"/>
+          <w:color w:val="1E293B"/>
+          <w:sz w:val="20"/>
+          <w:highlight w:val="yellow"/>
+        </w:rPr>
+        <w:t xml:space="preserve">[DIRECCIÓN, COMUNA]</w:t>
+      </w:r>
+      <w:r>
+        <w:rPr>
+          <w:rFonts w:ascii="Calibri" w:hAnsi="Calibri"/>
+          <w:color w:val="1E293B"/>
+          <w:sz w:val="20"/>
+        </w:rPr>
+        <w:t xml:space="preserve">.</w:t>
       </w:r>
     </w:p>
     <w:p>
@@ -267,7 +357,58 @@
           <w:color w:val="1E293B"/>
           <w:sz w:val="20"/>
         </w:rPr>
-        <w:t>Describe cómo evaluarás los riesgos, con perspectiva de género, y quién lo hará. Completa: instrumento usado [CUESTIONARIO CEAL-SM / OTRO], responsable [NOMBRE], fecha de la última evaluación [FECHA].</w:t>
+        <w:t xml:space="preserve">Describe cómo evaluarás los riesgos, con perspectiva de género, y quién lo hará. Completa: instrumento usado </w:t>
+      </w:r>
+      <w:r>
+        <w:rPr>
+          <w:rFonts w:ascii="Calibri" w:hAnsi="Calibri"/>
+          <w:color w:val="1E293B"/>
+          <w:sz w:val="20"/>
+          <w:highlight w:val="yellow"/>
+        </w:rPr>
+        <w:t xml:space="preserve">[CUESTIONARIO CEAL-SM / OTRO]</w:t>
+      </w:r>
+      <w:r>
+        <w:rPr>
+          <w:rFonts w:ascii="Calibri" w:hAnsi="Calibri"/>
+          <w:color w:val="1E293B"/>
+          <w:sz w:val="20"/>
+        </w:rPr>
+        <w:t xml:space="preserve">, responsable </w:t>
+      </w:r>
+      <w:r>
+        <w:rPr>
+          <w:rFonts w:ascii="Calibri" w:hAnsi="Calibri"/>
+          <w:color w:val="1E293B"/>
+          <w:sz w:val="20"/>
+          <w:highlight w:val="yellow"/>
+        </w:rPr>
+        <w:t xml:space="preserve">[NOMBRE]</w:t>
+      </w:r>
+      <w:r>
+        <w:rPr>
+          <w:rFonts w:ascii="Calibri" w:hAnsi="Calibri"/>
+          <w:color w:val="1E293B"/>
+          <w:sz w:val="20"/>
+        </w:rPr>
+        <w:t xml:space="preserve">, fecha de la última evaluación </w:t>
+      </w:r>
+      <w:r>
+        <w:rPr>
+          <w:rFonts w:ascii="Calibri" w:hAnsi="Calibri"/>
+          <w:color w:val="1E293B"/>
+          <w:sz w:val="20"/>
+          <w:highlight w:val="yellow"/>
+        </w:rPr>
+        <w:t xml:space="preserve">[FECHA]</w:t>
+      </w:r>
+      <w:r>
+        <w:rPr>
+          <w:rFonts w:ascii="Calibri" w:hAnsi="Calibri"/>
+          <w:color w:val="1E293B"/>
+          <w:sz w:val="20"/>
+        </w:rPr>
+        <w:t xml:space="preserve">.</w:t>
       </w:r>
     </w:p>
     <w:p>
@@ -289,7 +430,75 @@
           <w:color w:val="1E293B"/>
           <w:sz w:val="20"/>
         </w:rPr>
-        <w:t>Para cada riesgo identificado, una medida con objetivo medible. Completa: [MEDIDA] · responsable [NOMBRE] · plazo [FECHA] · indicador [CÓMO SE MIDE].</w:t>
+        <w:t xml:space="preserve">Para cada riesgo identificado, una medida con objetivo medible. Completa: </w:t>
+      </w:r>
+      <w:r>
+        <w:rPr>
+          <w:rFonts w:ascii="Calibri" w:hAnsi="Calibri"/>
+          <w:color w:val="1E293B"/>
+          <w:sz w:val="20"/>
+          <w:highlight w:val="yellow"/>
+        </w:rPr>
+        <w:t xml:space="preserve">[MEDIDA]</w:t>
+      </w:r>
+      <w:r>
+        <w:rPr>
+          <w:rFonts w:ascii="Calibri" w:hAnsi="Calibri"/>
+          <w:color w:val="1E293B"/>
+          <w:sz w:val="20"/>
+        </w:rPr>
+        <w:t xml:space="preserve"> · responsable </w:t>
+      </w:r>
+      <w:r>
+        <w:rPr>
+          <w:rFonts w:ascii="Calibri" w:hAnsi="Calibri"/>
+          <w:color w:val="1E293B"/>
+          <w:sz w:val="20"/>
+          <w:highlight w:val="yellow"/>
+        </w:rPr>
+        <w:t xml:space="preserve">[NOMBRE]</w:t>
+      </w:r>
+      <w:r>
+        <w:rPr>
+          <w:rFonts w:ascii="Calibri" w:hAnsi="Calibri"/>
+          <w:color w:val="1E293B"/>
+          <w:sz w:val="20"/>
+        </w:rPr>
+        <w:t xml:space="preserve"> · plazo </w:t>
+      </w:r>
+      <w:r>
+        <w:rPr>
+          <w:rFonts w:ascii="Calibri" w:hAnsi="Calibri"/>
+          <w:color w:val="1E293B"/>
+          <w:sz w:val="20"/>
+          <w:highlight w:val="yellow"/>
+        </w:rPr>
+        <w:t xml:space="preserve">[FECHA]</w:t>
+      </w:r>
+      <w:r>
+        <w:rPr>
+          <w:rFonts w:ascii="Calibri" w:hAnsi="Calibri"/>
+          <w:color w:val="1E293B"/>
+          <w:sz w:val="20"/>
+        </w:rPr>
+        <w:t xml:space="preserve"> · indicador </w:t>
+      </w:r>
+      <w:r>
+        <w:rPr>
+          <w:rFonts w:ascii="Calibri" w:hAnsi="Calibri"/>
+          <w:color w:val="1E293B"/>
+          <w:sz w:val="20"/>
+          <w:highlight w:val="yellow"/>
+        </w:rPr>
+        <w:t xml:space="preserve">[CÓMO SE MIDE]</w:t>
+      </w:r>
+      <w:r>
+        <w:rPr>
+          <w:rFonts w:ascii="Calibri" w:hAnsi="Calibri"/>
+          <w:color w:val="1E293B"/>
+          <w:sz w:val="20"/>
+        </w:rPr>
+        <w:t xml:space="preserve">.</w:t>
       </w:r>
     </w:p>
     <w:p>
@@ -311,7 +520,58 @@
           <w:color w:val="1E293B"/>
           <w:sz w:val="20"/>
         </w:rPr>
-        <w:t>Contenidos y frecuencia de las capacitaciones, y cómo informarás cada seis meses los canales de denuncia y las instancias estatales para denunciar. Completa: [FRECUENCIA], [MODALIDAD], [RESPONSABLE].</w:t>
+        <w:t xml:space="preserve">Contenidos y frecuencia de las capacitaciones, y cómo informarás cada seis meses los canales de denuncia y las instancias estatales para denunciar. Completa: </w:t>
+      </w:r>
+      <w:r>
+        <w:rPr>
+          <w:rFonts w:ascii="Calibri" w:hAnsi="Calibri"/>
+          <w:color w:val="1E293B"/>
+          <w:sz w:val="20"/>
+          <w:highlight w:val="yellow"/>
+        </w:rPr>
+        <w:t xml:space="preserve">[FRECUENCIA]</w:t>
+      </w:r>
+      <w:r>
+        <w:rPr>
+          <w:rFonts w:ascii="Calibri" w:hAnsi="Calibri"/>
+          <w:color w:val="1E293B"/>
+          <w:sz w:val="20"/>
+        </w:rPr>
+        <w:t xml:space="preserve">, </w:t>
+      </w:r>
+      <w:r>
+        <w:rPr>
+          <w:rFonts w:ascii="Calibri" w:hAnsi="Calibri"/>
+          <w:color w:val="1E293B"/>
+          <w:sz w:val="20"/>
+          <w:highlight w:val="yellow"/>
+        </w:rPr>
+        <w:t xml:space="preserve">[MODALIDAD]</w:t>
+      </w:r>
+      <w:r>
+        <w:rPr>
+          <w:rFonts w:ascii="Calibri" w:hAnsi="Calibri"/>
+          <w:color w:val="1E293B"/>
+          <w:sz w:val="20"/>
+        </w:rPr>
+        <w:t xml:space="preserve">, </w:t>
+      </w:r>
+      <w:r>
+        <w:rPr>
+          <w:rFonts w:ascii="Calibri" w:hAnsi="Calibri"/>
+          <w:color w:val="1E293B"/>
+          <w:sz w:val="20"/>
+          <w:highlight w:val="yellow"/>
+        </w:rPr>
+        <w:t xml:space="preserve">[RESPONSABLE]</w:t>
+      </w:r>
+      <w:r>
+        <w:rPr>
+          <w:rFonts w:ascii="Calibri" w:hAnsi="Calibri"/>
+          <w:color w:val="1E293B"/>
+          <w:sz w:val="20"/>
+        </w:rPr>
+        <w:t xml:space="preserve">.</w:t>
       </w:r>
     </w:p>
     <w:p>
@@ -333,7 +593,58 @@
           <w:color w:val="1E293B"/>
           <w:sz w:val="20"/>
         </w:rPr>
-        <w:t>Quién recibe las denuncias y por qué medios. Las denuncias pueden ser escritas o verbales; si son verbales, se levanta un acta firmada por quien denuncia (usa el formulario de este pack). Completa: receptor [NOMBRE / CARGO], correo [CORREO], otros medios [BUZÓN / FORMULARIO].</w:t>
+        <w:t xml:space="preserve">Quién recibe las denuncias y por qué medios. Las denuncias pueden ser escritas o verbales; si son verbales, se levanta un acta firmada por quien denuncia (usa el formulario de este pack). Completa: receptor </w:t>
+      </w:r>
+      <w:r>
+        <w:rPr>
+          <w:rFonts w:ascii="Calibri" w:hAnsi="Calibri"/>
+          <w:color w:val="1E293B"/>
+          <w:sz w:val="20"/>
+          <w:highlight w:val="yellow"/>
+        </w:rPr>
+        <w:t xml:space="preserve">[NOMBRE / CARGO]</w:t>
+      </w:r>
+      <w:r>
+        <w:rPr>
+          <w:rFonts w:ascii="Calibri" w:hAnsi="Calibri"/>
+          <w:color w:val="1E293B"/>
+          <w:sz w:val="20"/>
+        </w:rPr>
+        <w:t xml:space="preserve">, correo </w:t>
+      </w:r>
+      <w:r>
+        <w:rPr>
+          <w:rFonts w:ascii="Calibri" w:hAnsi="Calibri"/>
+          <w:color w:val="1E293B"/>
+          <w:sz w:val="20"/>
+          <w:highlight w:val="yellow"/>
+        </w:rPr>
+        <w:t xml:space="preserve">[CORREO]</w:t>
+      </w:r>
+      <w:r>
+        <w:rPr>
+          <w:rFonts w:ascii="Calibri" w:hAnsi="Calibri"/>
+          <w:color w:val="1E293B"/>
+          <w:sz w:val="20"/>
+        </w:rPr>
+        <w:t xml:space="preserve">, otros medios </w:t>
+      </w:r>
+      <w:r>
+        <w:rPr>
+          <w:rFonts w:ascii="Calibri" w:hAnsi="Calibri"/>
+          <w:color w:val="1E293B"/>
+          <w:sz w:val="20"/>
+          <w:highlight w:val="yellow"/>
+        </w:rPr>
+        <w:t xml:space="preserve">[BUZÓN / FORMULARIO]</w:t>
+      </w:r>
+      <w:r>
+        <w:rPr>
+          <w:rFonts w:ascii="Calibri" w:hAnsi="Calibri"/>
+          <w:color w:val="1E293B"/>
+          <w:sz w:val="20"/>
+        </w:rPr>
+        <w:t xml:space="preserve">.</w:t>
       </w:r>
     </w:p>
     <w:p>
@@ -355,7 +666,24 @@
           <w:color w:val="1E293B"/>
           <w:sz w:val="20"/>
         </w:rPr>
-        <w:t>Al recibir una denuncia se adoptan de inmediato medidas de resguardo (separación de espacios, redistribución de la jornada u otras) y se deriva a la persona denunciante a la atención psicológica temprana del organismo administrador. Completa: organismo administrador [MUTUALIDAD / ISL].</w:t>
+        <w:t xml:space="preserve">Al recibir una denuncia se adoptan de inmediato medidas de resguardo (separación de espacios, redistribución de la jornada u otras) y se deriva a la persona denunciante a la atención psicológica temprana del organismo administrador. Completa: organismo administrador </w:t>
+      </w:r>
+      <w:r>
+        <w:rPr>
+          <w:rFonts w:ascii="Calibri" w:hAnsi="Calibri"/>
+          <w:color w:val="1E293B"/>
+          <w:sz w:val="20"/>
+          <w:highlight w:val="yellow"/>
+        </w:rPr>
+        <w:t xml:space="preserve">[MUTUALIDAD / ISL]</w:t>
+      </w:r>
+      <w:r>
+        <w:rPr>
+          <w:rFonts w:ascii="Calibri" w:hAnsi="Calibri"/>
+          <w:color w:val="1E293B"/>
+          <w:sz w:val="20"/>
+        </w:rPr>
+        <w:t xml:space="preserve">.</w:t>
       </w:r>
     </w:p>
     <w:p>
@@ -377,7 +705,24 @@
           <w:color w:val="1E293B"/>
           <w:sz w:val="20"/>
         </w:rPr>
-        <w:t>Dentro de 3 días hábiles la empresa decide si investiga internamente o remite la denuncia a la Inspección del Trabajo. La investigación interna dura como máximo 30 días hábiles, se realiza por escrito y con confidencialidad, imparcialidad, celeridad y perspectiva de género, y su informe se envía a la Dirección del Trabajo. Completa: investigador designado [NOMBRE / CARGO].</w:t>
+        <w:t xml:space="preserve">Dentro de 3 días hábiles la empresa decide si investiga internamente o remite la denuncia a la Inspección del Trabajo. La investigación interna dura como máximo 30 días hábiles, se realiza por escrito y con confidencialidad, imparcialidad, celeridad y perspectiva de género, y su informe se envía a la Dirección del Trabajo. Completa: investigador designado </w:t>
+      </w:r>
+      <w:r>
+        <w:rPr>
+          <w:rFonts w:ascii="Calibri" w:hAnsi="Calibri"/>
+          <w:color w:val="1E293B"/>
+          <w:sz w:val="20"/>
+          <w:highlight w:val="yellow"/>
+        </w:rPr>
+        <w:t xml:space="preserve">[NOMBRE / CARGO]</w:t>
+      </w:r>
+      <w:r>
+        <w:rPr>
+          <w:rFonts w:ascii="Calibri" w:hAnsi="Calibri"/>
+          <w:color w:val="1E293B"/>
+          <w:sz w:val="20"/>
+        </w:rPr>
+        <w:t xml:space="preserve">.</w:t>
       </w:r>
     </w:p>
     <w:p>
@@ -399,7 +744,24 @@
           <w:color w:val="1E293B"/>
           <w:sz w:val="20"/>
         </w:rPr>
-        <w:t>Las medidas o sanciones se aplican según el Reglamento Interno, dentro de 15 días desde que se reciben las observaciones de la Dirección del Trabajo o vence su plazo. Completa: sanciones previstas [AMONESTACIÓN / MULTA / OTRAS].</w:t>
+        <w:t xml:space="preserve">Las medidas o sanciones se aplican según el Reglamento Interno, dentro de 15 días desde que se reciben las observaciones de la Dirección del Trabajo o vence su plazo. Completa: sanciones previstas </w:t>
+      </w:r>
+      <w:r>
+        <w:rPr>
+          <w:rFonts w:ascii="Calibri" w:hAnsi="Calibri"/>
+          <w:color w:val="1E293B"/>
+          <w:sz w:val="20"/>
+          <w:highlight w:val="yellow"/>
+        </w:rPr>
+        <w:t xml:space="preserve">[AMONESTACIÓN / MULTA / OTRAS]</w:t>
+      </w:r>
+      <w:r>
+        <w:rPr>
+          <w:rFonts w:ascii="Calibri" w:hAnsi="Calibri"/>
+          <w:color w:val="1E293B"/>
+          <w:sz w:val="20"/>
+        </w:rPr>
+        <w:t xml:space="preserve">.</w:t>
       </w:r>
     </w:p>
     <w:p>
@@ -443,7 +805,41 @@
           <w:color w:val="1E293B"/>
           <w:sz w:val="20"/>
         </w:rPr>
-        <w:t>El protocolo se entrega a cada trabajador (usa el comprobante de este pack) y se incorpora al Reglamento Interno en empresas con 10 o más trabajadores. Completa: fecha de vigencia [FECHA] y periodicidad de revisión [PERIODICIDAD].</w:t>
+        <w:t xml:space="preserve">El protocolo se entrega a cada trabajador (usa el comprobante de este pack) y se incorpora al Reglamento Interno en empresas con 10 o más trabajadores. Completa: fecha de vigencia </w:t>
+      </w:r>
+      <w:r>
+        <w:rPr>
+          <w:rFonts w:ascii="Calibri" w:hAnsi="Calibri"/>
+          <w:color w:val="1E293B"/>
+          <w:sz w:val="20"/>
+          <w:highlight w:val="yellow"/>
+        </w:rPr>
+        <w:t xml:space="preserve">[FECHA]</w:t>
+      </w:r>
+      <w:r>
+        <w:rPr>
+          <w:rFonts w:ascii="Calibri" w:hAnsi="Calibri"/>
+          <w:color w:val="1E293B"/>
+          <w:sz w:val="20"/>
+        </w:rPr>
+        <w:t xml:space="preserve"> y periodicidad de revisión </w:t>
+      </w:r>
+      <w:r>
+        <w:rPr>
+          <w:rFonts w:ascii="Calibri" w:hAnsi="Calibri"/>
+          <w:color w:val="1E293B"/>
+          <w:sz w:val="20"/>
+          <w:highlight w:val="yellow"/>
+        </w:rPr>
+        <w:t xml:space="preserve">[PERIODICIDAD]</w:t>
+      </w:r>
+      <w:r>
+        <w:rPr>
+          <w:rFonts w:ascii="Calibri" w:hAnsi="Calibri"/>
+          <w:color w:val="1E293B"/>
+          <w:sz w:val="20"/>
+        </w:rPr>
+        <w:t xml:space="preserve">.</w:t>
       </w:r>
     </w:p>
     <w:p>
@@ -506,13 +902,91 @@
                 <w:color w:val="475569"/>
                 <w:sz w:val="17"/>
               </w:rPr>
-              <w:t>Razón Social: [RAZÓN SOCIAL EMPRESA]</w:t>
+              <w:t xml:space="preserve">Razón Social: </w:t>
+            </w:r>
+            <w:r>
+              <w:rPr>
+                <w:rFonts w:ascii="Calibri" w:hAnsi="Calibri" w:cs="Calibri"/>
+                <w:color w:val="475569"/>
+                <w:sz w:val="17"/>
+                <w:highlight w:val="yellow"/>
+              </w:rPr>
+              <w:t xml:space="preserve">[RAZÓN SOCIAL EMPRESA]</w:t>
+            </w:r>
+            <w:r>
+              <w:rPr>
+                <w:rFonts w:ascii="Calibri" w:hAnsi="Calibri" w:cs="Calibri"/>
+                <w:color w:val="475569"/>
+                <w:sz w:val="17"/>
+              </w:rPr>
               <w:br/>
-              <w:t>RUT: [RUT EMPRESA]</w:t>
+            </w:r>
+            <w:r>
+              <w:rPr>
+                <w:rFonts w:ascii="Calibri" w:hAnsi="Calibri" w:cs="Calibri"/>
+                <w:color w:val="475569"/>
+                <w:sz w:val="17"/>
+              </w:rPr>
+              <w:t xml:space="preserve">RUT: </w:t>
+            </w:r>
+            <w:r>
+              <w:rPr>
+                <w:rFonts w:ascii="Calibri" w:hAnsi="Calibri" w:cs="Calibri"/>
+                <w:color w:val="475569"/>
+                <w:sz w:val="17"/>
+                <w:highlight w:val="yellow"/>
+              </w:rPr>
+              <w:t xml:space="preserve">[RUT EMPRESA]</w:t>
+            </w:r>
+            <w:r>
+              <w:rPr>
+                <w:rFonts w:ascii="Calibri" w:hAnsi="Calibri" w:cs="Calibri"/>
+                <w:color w:val="475569"/>
+                <w:sz w:val="17"/>
+              </w:rPr>
               <w:br/>
-              <w:t>Rep. Legal: [NOMBRE REPRESENTANTE LEGAL]</w:t>
+            </w:r>
+            <w:r>
+              <w:rPr>
+                <w:rFonts w:ascii="Calibri" w:hAnsi="Calibri" w:cs="Calibri"/>
+                <w:color w:val="475569"/>
+                <w:sz w:val="17"/>
+              </w:rPr>
+              <w:t xml:space="preserve">Rep. Legal: </w:t>
+            </w:r>
+            <w:r>
+              <w:rPr>
+                <w:rFonts w:ascii="Calibri" w:hAnsi="Calibri" w:cs="Calibri"/>
+                <w:color w:val="475569"/>
+                <w:sz w:val="17"/>
+                <w:highlight w:val="yellow"/>
+              </w:rPr>
+              <w:t xml:space="preserve">[NOMBRE REPRESENTANTE LEGAL]</w:t>
+            </w:r>
+            <w:r>
+              <w:rPr>
+                <w:rFonts w:ascii="Calibri" w:hAnsi="Calibri" w:cs="Calibri"/>
+                <w:color w:val="475569"/>
+                <w:sz w:val="17"/>
+              </w:rPr>
               <w:br/>
-              <w:t>RUT: [RUT REPRESENTANTE]</w:t>
+            </w:r>
+            <w:r>
+              <w:rPr>
+                <w:rFonts w:ascii="Calibri" w:hAnsi="Calibri" w:cs="Calibri"/>
+                <w:color w:val="475569"/>
+                <w:sz w:val="17"/>
+              </w:rPr>
+              <w:t xml:space="preserve">RUT: </w:t>
+            </w:r>
+            <w:r>
+              <w:rPr>
+                <w:rFonts w:ascii="Calibri" w:hAnsi="Calibri" w:cs="Calibri"/>
+                <w:color w:val="475569"/>
+                <w:sz w:val="17"/>
+                <w:highlight w:val="yellow"/>
+              </w:rPr>
+              <w:t xml:space="preserve">[RUT REPRESENTANTE]</w:t>
             </w:r>
           </w:p>
         </w:tc>
@@ -555,31 +1029,73 @@
                 <w:color w:val="475569"/>
                 <w:sz w:val="17"/>
               </w:rPr>
-              <w:t>Nombre: [NOMBRE COMPLETO TRABAJADOR]</w:t>
+              <w:t xml:space="preserve">Nombre: </w:t>
+            </w:r>
+            <w:r>
+              <w:rPr>
+                <w:rFonts w:ascii="Calibri" w:hAnsi="Calibri" w:cs="Calibri"/>
+                <w:color w:val="475569"/>
+                <w:sz w:val="17"/>
+                <w:highlight w:val="yellow"/>
+              </w:rPr>
+              <w:t xml:space="preserve">[NOMBRE COMPLETO TRABAJADOR]</w:t>
+            </w:r>
+            <w:r>
+              <w:rPr>
+                <w:rFonts w:ascii="Calibri" w:hAnsi="Calibri" w:cs="Calibri"/>
+                <w:color w:val="475569"/>
+                <w:sz w:val="17"/>
+              </w:rPr>
               <w:br/>
-              <w:t>RUT: [RUT TRABAJADOR]</w:t>
+            </w:r>
+            <w:r>
+              <w:rPr>
+                <w:rFonts w:ascii="Calibri" w:hAnsi="Calibri" w:cs="Calibri"/>
+                <w:color w:val="475569"/>
+                <w:sz w:val="17"/>
+              </w:rPr>
+              <w:t xml:space="preserve">RUT: </w:t>
+            </w:r>
+            <w:r>
+              <w:rPr>
+                <w:rFonts w:ascii="Calibri" w:hAnsi="Calibri" w:cs="Calibri"/>
+                <w:color w:val="475569"/>
+                <w:sz w:val="17"/>
+                <w:highlight w:val="yellow"/>
+              </w:rPr>
+              <w:t xml:space="preserve">[RUT TRABAJADOR]</w:t>
+            </w:r>
+            <w:r>
+              <w:rPr>
+                <w:rFonts w:ascii="Calibri" w:hAnsi="Calibri" w:cs="Calibri"/>
+                <w:color w:val="475569"/>
+                <w:sz w:val="17"/>
+              </w:rPr>
               <w:br/>
-              <w:t>Cargo: [CARGO O FUNCIÓN]</w:t>
+            </w:r>
+            <w:r>
+              <w:rPr>
+                <w:rFonts w:ascii="Calibri" w:hAnsi="Calibri" w:cs="Calibri"/>
+                <w:color w:val="475569"/>
+                <w:sz w:val="17"/>
+              </w:rPr>
+              <w:t xml:space="preserve">Cargo: </w:t>
+            </w:r>
+            <w:r>
+              <w:rPr>
+                <w:rFonts w:ascii="Calibri" w:hAnsi="Calibri" w:cs="Calibri"/>
+                <w:color w:val="475569"/>
+                <w:sz w:val="17"/>
+                <w:highlight w:val="yellow"/>
+              </w:rPr>
+              <w:t xml:space="preserve">[CARGO O FUNCIÓN]</w:t>
             </w:r>
           </w:p>
         </w:tc>
       </w:tr>
     </w:tbl>
-    <w:p>
-      <w:pPr>
-        <w:spacing w:before="120" w:after="0"/>
-      </w:pPr>
-      <w:r>
-        <w:rPr>
-          <w:rFonts w:ascii="Calibri" w:hAnsi="Calibri" w:cs="Calibri"/>
-          <w:color w:val="64748B"/>
-          <w:sz w:val="14"/>
-        </w:rPr>
-        <w:t xml:space="preserve">Versión 2026.10 (octubre de 2026). Modelo de referencia basado en la normativa vigente a esa fecha; no constituye asesoría legal. Si tu caso tiene particularidades, revísalo con un abogado antes de firmar.</w:t>
-      </w:r>
-    </w:p>
     <w:sectPr>
-      <w:footerReference w:type="default" r:id="rId9"/>
+      <w:footerReference w:type="default" r:id="rId10"/>
       <w:pgSz w:w="12240" w:h="15840"/>
       <w:pgMar w:top="1224" w:right="1224" w:bottom="1224" w:left="1224" w:header="720" w:footer="720" w:gutter="0"/>
       <w:cols w:space="720"/>
@@ -605,6 +1121,16 @@
       </w:rPr>
       <w:t>CálculoLaboral.cl · Pack gratuito Ley Karin 2026 · Modelo de referencia</w:t>
     </w:r>
+  </w:p>
+</w:ftr>
+</file>
+
+<file path=word/footer2.xml><?xml version="1.0" encoding="utf-8"?>
+<w:ftr xmlns:m="http://schemas.openxmlformats.org/officeDocument/2006/math" xmlns:mc="http://schemas.openxmlformats.org/markup-compatibility/2006" xmlns:mo="http://schemas.microsoft.com/office/mac/office/2008/main" xmlns:mv="urn:schemas-microsoft-com:mac:vml" xmlns:o="urn:schemas-microsoft-com:office:office" xmlns:r="http://schemas.openxmlformats.org/officeDocument/2006/relationships" xmlns:v="urn:schemas-microsoft-com:vml" xmlns:w10="urn:schemas-microsoft-com:office:word" xmlns:w14="http://schemas.microsoft.com/office/word/2010/wordml" xmlns:w="http://schemas.openxmlformats.org/wordprocessingml/2006/main" xmlns:wne="http://schemas.microsoft.com/office/word/2006/wordml" xmlns:wp14="http://schemas.microsoft.com/office/word/2010/wordprocessingDrawing" xmlns:wp="http://schemas.openxmlformats.org/drawingml/2006/wordprocessingDrawing" xmlns:wpc="http://schemas.microsoft.com/office/word/2010/wordprocessingCanvas" xmlns:wpg="http://schemas.microsoft.com/office/word/2010/wordprocessingGroup" xmlns:wpi="http://schemas.microsoft.com/office/word/2010/wordprocessingInk" xmlns:wps="http://schemas.microsoft.com/office/word/2010/wordprocessingShape" mc:Ignorable="w14 wp14">
+  <w:p>
+    <w:pPr>
+      <w:pStyle w:val="Footer"/>
+    </w:pPr>
   </w:p>
 </w:ftr>
 </file>
